--- a/hit-catalogue/syllabus_he.docx
+++ b/hit-catalogue/syllabus_he.docx
@@ -4,8 +4,8 @@
   <w:body>
     <w:p>
       <w:pPr>
+        <w:bidi/>
         <w:jc w:val="right"/>
-        <w:bidi/>
       </w:pPr>
       <w:r>
         <w:rPr>
@@ -26,8 +26,8 @@
     </w:p>
     <w:p>
       <w:pPr>
+        <w:bidi/>
         <w:jc w:val="right"/>
-        <w:bidi/>
       </w:pPr>
       <w:r>
         <w:rPr>
@@ -38,8 +38,8 @@
     </w:p>
     <w:p>
       <w:pPr>
+        <w:bidi/>
         <w:jc w:val="right"/>
-        <w:bidi/>
       </w:pPr>
       <w:r>
         <w:rPr>
@@ -50,8 +50,8 @@
     </w:p>
     <w:p>
       <w:pPr>
+        <w:bidi/>
         <w:jc w:val="right"/>
-        <w:bidi/>
       </w:pPr>
       <w:r>
         <w:rPr>
@@ -62,8 +62,8 @@
     </w:p>
     <w:p>
       <w:pPr>
+        <w:bidi/>
         <w:jc w:val="right"/>
-        <w:bidi/>
       </w:pPr>
       <w:r>
         <w:rPr>
@@ -75,8 +75,8 @@
     <w:p>
       <w:pPr>
         <w:pStyle w:val="Heading1"/>
+        <w:bidi/>
         <w:jc w:val="right"/>
-        <w:bidi/>
       </w:pPr>
       <w:r>
         <w:rPr>
@@ -87,8 +87,8 @@
     </w:p>
     <w:p>
       <w:pPr>
+        <w:bidi/>
         <w:jc w:val="right"/>
-        <w:bidi/>
       </w:pPr>
       <w:r>
         <w:rPr>
@@ -99,8 +99,8 @@
     </w:p>
     <w:p>
       <w:pPr>
+        <w:bidi/>
         <w:jc w:val="right"/>
-        <w:bidi/>
       </w:pPr>
       <w:r>
         <w:rPr>
@@ -112,8 +112,8 @@
     <w:p>
       <w:pPr>
         <w:pStyle w:val="Heading1"/>
+        <w:bidi/>
         <w:jc w:val="right"/>
-        <w:bidi/>
       </w:pPr>
       <w:r>
         <w:rPr>
@@ -124,8 +124,8 @@
     </w:p>
     <w:p>
       <w:pPr>
+        <w:bidi/>
         <w:jc w:val="right"/>
-        <w:bidi/>
       </w:pPr>
       <w:r>
         <w:rPr>
@@ -137,8 +137,8 @@
     <w:p>
       <w:pPr>
         <w:pStyle w:val="Heading1"/>
+        <w:bidi/>
         <w:jc w:val="right"/>
-        <w:bidi/>
       </w:pPr>
       <w:r>
         <w:rPr>
@@ -149,8 +149,8 @@
     </w:p>
     <w:p>
       <w:pPr>
+        <w:bidi/>
         <w:jc w:val="right"/>
-        <w:bidi/>
       </w:pPr>
       <w:r>
         <w:rPr>
@@ -162,8 +162,8 @@
     <w:p>
       <w:pPr>
         <w:pStyle w:val="Heading1"/>
+        <w:bidi/>
         <w:jc w:val="right"/>
-        <w:bidi/>
       </w:pPr>
       <w:r>
         <w:rPr>
@@ -174,8 +174,8 @@
     </w:p>
     <w:p>
       <w:pPr>
+        <w:bidi/>
         <w:jc w:val="right"/>
-        <w:bidi/>
       </w:pPr>
       <w:r>
         <w:rPr>
@@ -186,8 +186,8 @@
     </w:p>
     <w:p>
       <w:pPr>
+        <w:bidi/>
         <w:jc w:val="right"/>
-        <w:bidi/>
       </w:pPr>
       <w:r>
         <w:rPr>
@@ -198,8 +198,8 @@
     </w:p>
     <w:p>
       <w:pPr>
+        <w:bidi/>
         <w:jc w:val="right"/>
-        <w:bidi/>
       </w:pPr>
       <w:r>
         <w:rPr>
@@ -210,8 +210,8 @@
     </w:p>
     <w:p>
       <w:pPr>
+        <w:bidi/>
         <w:jc w:val="right"/>
-        <w:bidi/>
       </w:pPr>
       <w:r>
         <w:rPr>
@@ -222,8 +222,8 @@
     </w:p>
     <w:p>
       <w:pPr>
+        <w:bidi/>
         <w:jc w:val="right"/>
-        <w:bidi/>
       </w:pPr>
       <w:r>
         <w:rPr>
@@ -235,9 +235,9 @@
     <w:tbl>
       <w:tblPr>
         <w:tblStyle w:val="TableGrid"/>
+        <w:bidiVisual/>
         <w:tblW w:type="auto" w:w="0"/>
         <w:tblLook w:firstColumn="1" w:firstRow="1" w:lastColumn="0" w:lastRow="0" w:noHBand="0" w:noVBand="1" w:val="04A0"/>
-        <w:bidiVisual/>
       </w:tblPr>
       <w:tblGrid>
         <w:gridCol w:w="4252"/>
@@ -250,8 +250,8 @@
           </w:tcPr>
           <w:p>
             <w:pPr>
+              <w:bidi/>
               <w:jc w:val="right"/>
-              <w:bidi/>
             </w:pPr>
             <w:r>
               <w:rPr>
@@ -273,8 +273,8 @@
           </w:tcPr>
           <w:p>
             <w:pPr>
+              <w:bidi/>
               <w:jc w:val="right"/>
-              <w:bidi/>
             </w:pPr>
             <w:r>
               <w:rPr>
@@ -298,8 +298,8 @@
           </w:tcPr>
           <w:p>
             <w:pPr>
+              <w:bidi/>
               <w:jc w:val="right"/>
-              <w:bidi/>
             </w:pPr>
             <w:r>
               <w:rPr>
@@ -315,8 +315,8 @@
           </w:tcPr>
           <w:p>
             <w:pPr>
+              <w:bidi/>
               <w:jc w:val="right"/>
-              <w:bidi/>
             </w:pPr>
             <w:r>
               <w:rPr>
@@ -334,8 +334,8 @@
           </w:tcPr>
           <w:p>
             <w:pPr>
+              <w:bidi/>
               <w:jc w:val="right"/>
-              <w:bidi/>
             </w:pPr>
             <w:r>
               <w:rPr>
@@ -351,8 +351,8 @@
           </w:tcPr>
           <w:p>
             <w:pPr>
+              <w:bidi/>
               <w:jc w:val="right"/>
-              <w:bidi/>
             </w:pPr>
             <w:r>
               <w:rPr>
@@ -370,8 +370,8 @@
           </w:tcPr>
           <w:p>
             <w:pPr>
+              <w:bidi/>
               <w:jc w:val="right"/>
-              <w:bidi/>
             </w:pPr>
             <w:r>
               <w:rPr>
@@ -387,8 +387,8 @@
           </w:tcPr>
           <w:p>
             <w:pPr>
+              <w:bidi/>
               <w:jc w:val="right"/>
-              <w:bidi/>
             </w:pPr>
             <w:r>
               <w:rPr>
@@ -406,8 +406,8 @@
           </w:tcPr>
           <w:p>
             <w:pPr>
+              <w:bidi/>
               <w:jc w:val="right"/>
-              <w:bidi/>
             </w:pPr>
             <w:r>
               <w:rPr>
@@ -423,8 +423,8 @@
           </w:tcPr>
           <w:p>
             <w:pPr>
+              <w:bidi/>
               <w:jc w:val="right"/>
-              <w:bidi/>
             </w:pPr>
             <w:r>
               <w:rPr>
@@ -442,8 +442,8 @@
           </w:tcPr>
           <w:p>
             <w:pPr>
+              <w:bidi/>
               <w:jc w:val="right"/>
-              <w:bidi/>
             </w:pPr>
             <w:r>
               <w:rPr>
@@ -459,8 +459,8 @@
           </w:tcPr>
           <w:p>
             <w:pPr>
+              <w:bidi/>
               <w:jc w:val="right"/>
-              <w:bidi/>
             </w:pPr>
             <w:r>
               <w:rPr>
@@ -478,8 +478,8 @@
           </w:tcPr>
           <w:p>
             <w:pPr>
+              <w:bidi/>
               <w:jc w:val="right"/>
-              <w:bidi/>
             </w:pPr>
             <w:r>
               <w:rPr>
@@ -495,8 +495,8 @@
           </w:tcPr>
           <w:p>
             <w:pPr>
+              <w:bidi/>
               <w:jc w:val="right"/>
-              <w:bidi/>
             </w:pPr>
             <w:r>
               <w:rPr>
@@ -514,8 +514,8 @@
           </w:tcPr>
           <w:p>
             <w:pPr>
+              <w:bidi/>
               <w:jc w:val="right"/>
-              <w:bidi/>
             </w:pPr>
             <w:r>
               <w:rPr>
@@ -531,8 +531,8 @@
           </w:tcPr>
           <w:p>
             <w:pPr>
+              <w:bidi/>
               <w:jc w:val="right"/>
-              <w:bidi/>
             </w:pPr>
             <w:r>
               <w:rPr>
@@ -550,8 +550,8 @@
           </w:tcPr>
           <w:p>
             <w:pPr>
+              <w:bidi/>
               <w:jc w:val="right"/>
-              <w:bidi/>
             </w:pPr>
             <w:r>
               <w:rPr>
@@ -567,8 +567,8 @@
           </w:tcPr>
           <w:p>
             <w:pPr>
+              <w:bidi/>
               <w:jc w:val="right"/>
-              <w:bidi/>
             </w:pPr>
             <w:r>
               <w:rPr>
@@ -586,8 +586,8 @@
           </w:tcPr>
           <w:p>
             <w:pPr>
+              <w:bidi/>
               <w:jc w:val="right"/>
-              <w:bidi/>
             </w:pPr>
             <w:r>
               <w:rPr>
@@ -603,8 +603,8 @@
           </w:tcPr>
           <w:p>
             <w:pPr>
+              <w:bidi/>
               <w:jc w:val="right"/>
-              <w:bidi/>
             </w:pPr>
             <w:r>
               <w:rPr>
@@ -622,8 +622,8 @@
           </w:tcPr>
           <w:p>
             <w:pPr>
+              <w:bidi/>
               <w:jc w:val="right"/>
-              <w:bidi/>
             </w:pPr>
             <w:r>
               <w:rPr>
@@ -639,8 +639,8 @@
           </w:tcPr>
           <w:p>
             <w:pPr>
+              <w:bidi/>
               <w:jc w:val="right"/>
-              <w:bidi/>
             </w:pPr>
             <w:r>
               <w:rPr>
@@ -658,8 +658,8 @@
           </w:tcPr>
           <w:p>
             <w:pPr>
+              <w:bidi/>
               <w:jc w:val="right"/>
-              <w:bidi/>
             </w:pPr>
             <w:r>
               <w:rPr>
@@ -675,8 +675,8 @@
           </w:tcPr>
           <w:p>
             <w:pPr>
+              <w:bidi/>
               <w:jc w:val="right"/>
-              <w:bidi/>
             </w:pPr>
             <w:r>
               <w:rPr>
@@ -694,8 +694,8 @@
           </w:tcPr>
           <w:p>
             <w:pPr>
+              <w:bidi/>
               <w:jc w:val="right"/>
-              <w:bidi/>
             </w:pPr>
             <w:r>
               <w:rPr>
@@ -711,8 +711,8 @@
           </w:tcPr>
           <w:p>
             <w:pPr>
+              <w:bidi/>
               <w:jc w:val="right"/>
-              <w:bidi/>
             </w:pPr>
             <w:r>
               <w:rPr>
@@ -730,8 +730,8 @@
           </w:tcPr>
           <w:p>
             <w:pPr>
+              <w:bidi/>
               <w:jc w:val="right"/>
-              <w:bidi/>
             </w:pPr>
             <w:r>
               <w:rPr>
@@ -747,8 +747,8 @@
           </w:tcPr>
           <w:p>
             <w:pPr>
+              <w:bidi/>
               <w:jc w:val="right"/>
-              <w:bidi/>
             </w:pPr>
             <w:r>
               <w:rPr>
@@ -763,8 +763,8 @@
     <w:p>
       <w:pPr>
         <w:pStyle w:val="Heading1"/>
+        <w:bidi/>
         <w:jc w:val="right"/>
-        <w:bidi/>
       </w:pPr>
       <w:r>
         <w:rPr>

--- a/hit-catalogue/syllabus_he.docx
+++ b/hit-catalogue/syllabus_he.docx
@@ -5,7 +5,7 @@
     <w:p>
       <w:pPr>
         <w:bidi/>
-        <w:jc w:val="right"/>
+        <w:jc w:val="both"/>
       </w:pPr>
       <w:r>
         <w:rPr>
@@ -27,7 +27,7 @@
     <w:p>
       <w:pPr>
         <w:bidi/>
-        <w:jc w:val="right"/>
+        <w:jc w:val="both"/>
       </w:pPr>
       <w:r>
         <w:rPr>
@@ -39,7 +39,7 @@
     <w:p>
       <w:pPr>
         <w:bidi/>
-        <w:jc w:val="right"/>
+        <w:jc w:val="both"/>
       </w:pPr>
       <w:r>
         <w:rPr>
@@ -51,7 +51,7 @@
     <w:p>
       <w:pPr>
         <w:bidi/>
-        <w:jc w:val="right"/>
+        <w:jc w:val="both"/>
       </w:pPr>
       <w:r>
         <w:rPr>
@@ -63,7 +63,7 @@
     <w:p>
       <w:pPr>
         <w:bidi/>
-        <w:jc w:val="right"/>
+        <w:jc w:val="both"/>
       </w:pPr>
       <w:r>
         <w:rPr>
@@ -76,7 +76,7 @@
       <w:pPr>
         <w:pStyle w:val="Heading1"/>
         <w:bidi/>
-        <w:jc w:val="right"/>
+        <w:jc w:val="both"/>
       </w:pPr>
       <w:r>
         <w:rPr>
@@ -88,7 +88,7 @@
     <w:p>
       <w:pPr>
         <w:bidi/>
-        <w:jc w:val="right"/>
+        <w:jc w:val="both"/>
       </w:pPr>
       <w:r>
         <w:rPr>
@@ -100,7 +100,7 @@
     <w:p>
       <w:pPr>
         <w:bidi/>
-        <w:jc w:val="right"/>
+        <w:jc w:val="both"/>
       </w:pPr>
       <w:r>
         <w:rPr>
@@ -113,7 +113,7 @@
       <w:pPr>
         <w:pStyle w:val="Heading1"/>
         <w:bidi/>
-        <w:jc w:val="right"/>
+        <w:jc w:val="both"/>
       </w:pPr>
       <w:r>
         <w:rPr>
@@ -125,7 +125,7 @@
     <w:p>
       <w:pPr>
         <w:bidi/>
-        <w:jc w:val="right"/>
+        <w:jc w:val="both"/>
       </w:pPr>
       <w:r>
         <w:rPr>
@@ -138,7 +138,7 @@
       <w:pPr>
         <w:pStyle w:val="Heading1"/>
         <w:bidi/>
-        <w:jc w:val="right"/>
+        <w:jc w:val="both"/>
       </w:pPr>
       <w:r>
         <w:rPr>
@@ -150,7 +150,7 @@
     <w:p>
       <w:pPr>
         <w:bidi/>
-        <w:jc w:val="right"/>
+        <w:jc w:val="both"/>
       </w:pPr>
       <w:r>
         <w:rPr>
@@ -163,7 +163,7 @@
       <w:pPr>
         <w:pStyle w:val="Heading1"/>
         <w:bidi/>
-        <w:jc w:val="right"/>
+        <w:jc w:val="both"/>
       </w:pPr>
       <w:r>
         <w:rPr>
@@ -175,7 +175,7 @@
     <w:p>
       <w:pPr>
         <w:bidi/>
-        <w:jc w:val="right"/>
+        <w:jc w:val="both"/>
       </w:pPr>
       <w:r>
         <w:rPr>
@@ -187,7 +187,7 @@
     <w:p>
       <w:pPr>
         <w:bidi/>
-        <w:jc w:val="right"/>
+        <w:jc w:val="both"/>
       </w:pPr>
       <w:r>
         <w:rPr>
@@ -199,7 +199,7 @@
     <w:p>
       <w:pPr>
         <w:bidi/>
-        <w:jc w:val="right"/>
+        <w:jc w:val="both"/>
       </w:pPr>
       <w:r>
         <w:rPr>
@@ -211,7 +211,7 @@
     <w:p>
       <w:pPr>
         <w:bidi/>
-        <w:jc w:val="right"/>
+        <w:jc w:val="both"/>
       </w:pPr>
       <w:r>
         <w:rPr>
@@ -223,7 +223,7 @@
     <w:p>
       <w:pPr>
         <w:bidi/>
-        <w:jc w:val="right"/>
+        <w:jc w:val="both"/>
       </w:pPr>
       <w:r>
         <w:rPr>
@@ -251,7 +251,7 @@
           <w:p>
             <w:pPr>
               <w:bidi/>
-              <w:jc w:val="right"/>
+              <w:jc w:val="both"/>
             </w:pPr>
             <w:r>
               <w:rPr>
@@ -274,7 +274,7 @@
           <w:p>
             <w:pPr>
               <w:bidi/>
-              <w:jc w:val="right"/>
+              <w:jc w:val="both"/>
             </w:pPr>
             <w:r>
               <w:rPr>
@@ -299,7 +299,7 @@
           <w:p>
             <w:pPr>
               <w:bidi/>
-              <w:jc w:val="right"/>
+              <w:jc w:val="both"/>
             </w:pPr>
             <w:r>
               <w:rPr>
@@ -316,7 +316,7 @@
           <w:p>
             <w:pPr>
               <w:bidi/>
-              <w:jc w:val="right"/>
+              <w:jc w:val="both"/>
             </w:pPr>
             <w:r>
               <w:rPr>
@@ -335,7 +335,7 @@
           <w:p>
             <w:pPr>
               <w:bidi/>
-              <w:jc w:val="right"/>
+              <w:jc w:val="both"/>
             </w:pPr>
             <w:r>
               <w:rPr>
@@ -352,7 +352,7 @@
           <w:p>
             <w:pPr>
               <w:bidi/>
-              <w:jc w:val="right"/>
+              <w:jc w:val="both"/>
             </w:pPr>
             <w:r>
               <w:rPr>
@@ -371,7 +371,7 @@
           <w:p>
             <w:pPr>
               <w:bidi/>
-              <w:jc w:val="right"/>
+              <w:jc w:val="both"/>
             </w:pPr>
             <w:r>
               <w:rPr>
@@ -388,7 +388,7 @@
           <w:p>
             <w:pPr>
               <w:bidi/>
-              <w:jc w:val="right"/>
+              <w:jc w:val="both"/>
             </w:pPr>
             <w:r>
               <w:rPr>
@@ -407,7 +407,7 @@
           <w:p>
             <w:pPr>
               <w:bidi/>
-              <w:jc w:val="right"/>
+              <w:jc w:val="both"/>
             </w:pPr>
             <w:r>
               <w:rPr>
@@ -424,7 +424,7 @@
           <w:p>
             <w:pPr>
               <w:bidi/>
-              <w:jc w:val="right"/>
+              <w:jc w:val="both"/>
             </w:pPr>
             <w:r>
               <w:rPr>
@@ -443,7 +443,7 @@
           <w:p>
             <w:pPr>
               <w:bidi/>
-              <w:jc w:val="right"/>
+              <w:jc w:val="both"/>
             </w:pPr>
             <w:r>
               <w:rPr>
@@ -460,7 +460,7 @@
           <w:p>
             <w:pPr>
               <w:bidi/>
-              <w:jc w:val="right"/>
+              <w:jc w:val="both"/>
             </w:pPr>
             <w:r>
               <w:rPr>
@@ -479,7 +479,7 @@
           <w:p>
             <w:pPr>
               <w:bidi/>
-              <w:jc w:val="right"/>
+              <w:jc w:val="both"/>
             </w:pPr>
             <w:r>
               <w:rPr>
@@ -496,7 +496,7 @@
           <w:p>
             <w:pPr>
               <w:bidi/>
-              <w:jc w:val="right"/>
+              <w:jc w:val="both"/>
             </w:pPr>
             <w:r>
               <w:rPr>
@@ -515,7 +515,7 @@
           <w:p>
             <w:pPr>
               <w:bidi/>
-              <w:jc w:val="right"/>
+              <w:jc w:val="both"/>
             </w:pPr>
             <w:r>
               <w:rPr>
@@ -532,7 +532,7 @@
           <w:p>
             <w:pPr>
               <w:bidi/>
-              <w:jc w:val="right"/>
+              <w:jc w:val="both"/>
             </w:pPr>
             <w:r>
               <w:rPr>
@@ -551,7 +551,7 @@
           <w:p>
             <w:pPr>
               <w:bidi/>
-              <w:jc w:val="right"/>
+              <w:jc w:val="both"/>
             </w:pPr>
             <w:r>
               <w:rPr>
@@ -568,7 +568,7 @@
           <w:p>
             <w:pPr>
               <w:bidi/>
-              <w:jc w:val="right"/>
+              <w:jc w:val="both"/>
             </w:pPr>
             <w:r>
               <w:rPr>
@@ -587,7 +587,7 @@
           <w:p>
             <w:pPr>
               <w:bidi/>
-              <w:jc w:val="right"/>
+              <w:jc w:val="both"/>
             </w:pPr>
             <w:r>
               <w:rPr>
@@ -604,7 +604,7 @@
           <w:p>
             <w:pPr>
               <w:bidi/>
-              <w:jc w:val="right"/>
+              <w:jc w:val="both"/>
             </w:pPr>
             <w:r>
               <w:rPr>
@@ -623,7 +623,7 @@
           <w:p>
             <w:pPr>
               <w:bidi/>
-              <w:jc w:val="right"/>
+              <w:jc w:val="both"/>
             </w:pPr>
             <w:r>
               <w:rPr>
@@ -640,7 +640,7 @@
           <w:p>
             <w:pPr>
               <w:bidi/>
-              <w:jc w:val="right"/>
+              <w:jc w:val="both"/>
             </w:pPr>
             <w:r>
               <w:rPr>
@@ -659,7 +659,7 @@
           <w:p>
             <w:pPr>
               <w:bidi/>
-              <w:jc w:val="right"/>
+              <w:jc w:val="both"/>
             </w:pPr>
             <w:r>
               <w:rPr>
@@ -676,7 +676,7 @@
           <w:p>
             <w:pPr>
               <w:bidi/>
-              <w:jc w:val="right"/>
+              <w:jc w:val="both"/>
             </w:pPr>
             <w:r>
               <w:rPr>
@@ -695,7 +695,7 @@
           <w:p>
             <w:pPr>
               <w:bidi/>
-              <w:jc w:val="right"/>
+              <w:jc w:val="both"/>
             </w:pPr>
             <w:r>
               <w:rPr>
@@ -712,7 +712,7 @@
           <w:p>
             <w:pPr>
               <w:bidi/>
-              <w:jc w:val="right"/>
+              <w:jc w:val="both"/>
             </w:pPr>
             <w:r>
               <w:rPr>
@@ -731,7 +731,7 @@
           <w:p>
             <w:pPr>
               <w:bidi/>
-              <w:jc w:val="right"/>
+              <w:jc w:val="both"/>
             </w:pPr>
             <w:r>
               <w:rPr>
@@ -748,7 +748,7 @@
           <w:p>
             <w:pPr>
               <w:bidi/>
-              <w:jc w:val="right"/>
+              <w:jc w:val="both"/>
             </w:pPr>
             <w:r>
               <w:rPr>
@@ -764,7 +764,7 @@
       <w:pPr>
         <w:pStyle w:val="Heading1"/>
         <w:bidi/>
-        <w:jc w:val="right"/>
+        <w:jc w:val="both"/>
       </w:pPr>
       <w:r>
         <w:rPr>
